--- a/content/Bios/Ernie_Kozacek.docx
+++ b/content/Bios/Ernie_Kozacek.docx
@@ -1,226 +1,8 @@
 
 <file path=word/document.xml><?xml version="1.0" encoding="utf-8"?>
-<w:document xmlns:w14="http://schemas.microsoft.com/office/word/2010/wordml" xmlns:wp14="http://schemas.microsoft.com/office/word/2010/wordprocessingDrawing" xmlns:w="http://schemas.openxmlformats.org/wordprocessingml/2006/main" xmlns:m="http://schemas.openxmlformats.org/officeDocument/2006/math" xmlns:r="http://schemas.openxmlformats.org/officeDocument/2006/relationships" xmlns:o="urn:schemas-microsoft-com:office:office" xmlns:v="urn:schemas-microsoft-com:vml" xmlns:w10="urn:schemas-microsoft-com:office:word" xmlns:a="http://schemas.openxmlformats.org/drawingml/2006/main" xmlns:pic="http://schemas.openxmlformats.org/drawingml/2006/picture" xmlns:wp="http://schemas.openxmlformats.org/drawingml/2006/wordprocessingDrawing" xmlns:mc="http://schemas.openxmlformats.org/markup-compatibility/2006" mc:Ignorable="w14 wp14">
+<w:document xmlns:ns1="http://schemas.openxmlformats.org/markup-compatibility/2006" xmlns:ns2="http://schemas.microsoft.com/office/word/2010/wordml" xmlns:w="http://schemas.openxmlformats.org/wordprocessingml/2006/main" ns1:Ignorable="w14 wp14">
   <w:body>
-    <w:p xmlns:wp14="http://schemas.microsoft.com/office/word/2010/wordml" wp14:textId="77777777">
-      <w:pPr>
-        <w:pStyle w:val="FirstParagraph"/>
-      </w:pPr>
-      <w:r>
-        <w:rPr/>
-        <w:t>2006 Hall of Fame Inductee Ernest</w:t>
-      </w:r>
-      <w:r>
-        <w:rPr/>
-        <w:t xml:space="preserve"> </w:t>
-      </w:r>
-      <w:r>
-        <w:rPr/>
-        <w:t>“Ernie”</w:t>
-      </w:r>
-      <w:r>
-        <w:rPr/>
-        <w:t xml:space="preserve"> </w:t>
-      </w:r>
-      <w:r>
-        <w:rPr/>
-        <w:t>B. Kozacek – Lakewood</w:t>
-      </w:r>
-      <w:r>
-        <w:rPr/>
-        <w:t xml:space="preserve"> </w:t>
-      </w:r>
-      <w:r>
-        <w:rPr/>
-        <w:t>Ernie attended high school at Merrit Hutton in Thornton, Colorado and graduated in 1967.</w:t>
-      </w:r>
-      <w:r>
-        <w:rPr/>
-        <w:t xml:space="preserve"> </w:t>
-      </w:r>
-      <w:r>
-        <w:rPr/>
-        <w:t>He went on to Western state College in Gunnison, Colorado and graduated from there with a</w:t>
-      </w:r>
-      <w:r>
-        <w:rPr/>
-        <w:t xml:space="preserve"> </w:t>
-      </w:r>
-      <w:r>
-        <w:rPr/>
-        <w:t>B.S. in 1971.</w:t>
-      </w:r>
-      <w:r>
-        <w:rPr/>
-        <w:t xml:space="preserve"> </w:t>
-      </w:r>
-      <w:r>
-        <w:rPr/>
-        <w:t>‘Big E’</w:t>
-      </w:r>
-      <w:r>
-        <w:rPr/>
-        <w:t xml:space="preserve"> </w:t>
-      </w:r>
-      <w:r>
-        <w:rPr/>
-        <w:t xml:space="preserve">joined the high school ranks in 1972 when CHSAA </w:t>
-      </w:r>
-      <w:r>
-        <w:rPr/>
-        <w:t>was being</w:t>
-      </w:r>
-      <w:r>
-        <w:rPr/>
-        <w:t xml:space="preserve"> formed for</w:t>
-      </w:r>
-      <w:r>
-        <w:rPr/>
-        <w:t xml:space="preserve"> </w:t>
-      </w:r>
-      <w:r>
-        <w:rPr/>
-        <w:t xml:space="preserve">officials in all sports. He officiated high school baseball from </w:t>
-      </w:r>
-      <w:r>
-        <w:rPr/>
-        <w:t>the years of 1972</w:t>
-      </w:r>
-      <w:r>
-        <w:rPr/>
-        <w:t xml:space="preserve"> through</w:t>
-      </w:r>
-      <w:r>
-        <w:rPr/>
-        <w:t xml:space="preserve"> </w:t>
-      </w:r>
-      <w:r>
-        <w:rPr/>
-        <w:t>2003. Ernie was the Assignor for the United Pacific and Mile Hi leagues for many years.</w:t>
-      </w:r>
-      <w:r>
-        <w:rPr/>
-        <w:t xml:space="preserve"> </w:t>
-      </w:r>
-      <w:r>
-        <w:rPr/>
-        <w:t>Ernie’s first year in Jeffco was with Bill Vencent and Mel Schwartz assigning. The assignor</w:t>
-      </w:r>
-      <w:r>
-        <w:rPr/>
-        <w:t xml:space="preserve"> </w:t>
-      </w:r>
-      <w:r>
-        <w:rPr/>
-        <w:t>for Denver was Mr. </w:t>
-      </w:r>
-      <w:r>
-        <w:rPr/>
-        <w:t>Wilson</w:t>
-      </w:r>
-      <w:r>
-        <w:rPr/>
-        <w:t xml:space="preserve"> and Julie </w:t>
-      </w:r>
-      <w:r>
-        <w:rPr/>
-        <w:t>Carrabello</w:t>
-      </w:r>
-      <w:r>
-        <w:rPr/>
-        <w:t xml:space="preserve"> was at Metro. The pay was a big seven</w:t>
-      </w:r>
-      <w:r>
-        <w:rPr/>
-        <w:t xml:space="preserve"> </w:t>
-      </w:r>
-      <w:r>
-        <w:rPr/>
-        <w:t>dollars and fifty cents for varsity and four dollars for JV. Our uniforms were a white shirt</w:t>
-      </w:r>
-      <w:r>
-        <w:rPr/>
-        <w:t xml:space="preserve"> </w:t>
-      </w:r>
-      <w:r>
-        <w:rPr/>
-        <w:t xml:space="preserve">and tie with double-breasted </w:t>
-      </w:r>
-      <w:r>
-        <w:rPr/>
-        <w:t>jacket</w:t>
-      </w:r>
-      <w:r>
-        <w:rPr/>
-        <w:t xml:space="preserve"> and slacks.</w:t>
-      </w:r>
-      <w:r>
-        <w:rPr/>
-        <w:t xml:space="preserve"> </w:t>
-      </w:r>
-      <w:r>
-        <w:rPr/>
-        <w:t xml:space="preserve">The next thirty plus years, Ernie enjoyed a good schedule and </w:t>
-      </w:r>
-      <w:r>
-        <w:rPr/>
-        <w:t>worked</w:t>
-      </w:r>
-      <w:r>
-        <w:rPr/>
-        <w:t xml:space="preserve"> many districts and a</w:t>
-      </w:r>
-      <w:r>
-        <w:rPr/>
-        <w:t xml:space="preserve"> </w:t>
-      </w:r>
-      <w:r>
-        <w:rPr/>
-        <w:t>few regional games. He was an assignor for many years as well as the replacement for most</w:t>
-      </w:r>
-      <w:r>
-        <w:rPr/>
-        <w:t xml:space="preserve"> </w:t>
-      </w:r>
-      <w:r>
-        <w:rPr/>
-        <w:t xml:space="preserve">‘no </w:t>
-      </w:r>
-      <w:r>
-        <w:rPr/>
-        <w:t>shows’</w:t>
-      </w:r>
-      <w:r>
-        <w:rPr/>
-        <w:t>. Ernie was grateful and thankful for the many experiences.</w:t>
-      </w:r>
-    </w:p>
-    <w:p>
-      <w:pPr>
-        <w:pStyle w:val="BodyText"/>
-      </w:pPr>
-    </w:p>
-    <w:p>
-      <w:pPr>
-        <w:pStyle w:val="Heading2"/>
-        <w:spacing w:before="261" w:beforeAutospacing="off" w:after="261" w:afterAutospacing="off" w:line="300" w:lineRule="auto"/>
-      </w:pPr>
-      <w:r>
-        <w:rPr>
-          <w:rFonts w:ascii="Segoe UI" w:hAnsi="Segoe UI" w:eastAsia="Segoe UI" w:cs="Segoe UI"/>
-          <w:b w:val="1"/>
-          <w:bCs w:val="1"/>
-          <w:i w:val="0"/>
-          <w:iCs w:val="0"/>
-          <w:noProof w:val="0"/>
-          <w:sz w:val="31"/>
-          <w:szCs w:val="31"/>
-          <w:lang w:val="en-US"/>
-        </w:rPr>
-        <w:t>Revised Biography: Ernest “Ernie” B. Kozacek</w:t>
-      </w:r>
-    </w:p>
-    <w:p>
+    <w:p ns2:paraId="2AA39E4D" ns2:textId="0073B6CE">
       <w:pPr>
         <w:spacing w:before="0" w:beforeAutospacing="off" w:after="0" w:afterAutospacing="off" w:line="300" w:lineRule="auto"/>
       </w:pPr>
@@ -239,7 +21,7 @@
         <w:t>2006 Hall of Fame Inductee – Lakewood</w:t>
       </w:r>
     </w:p>
-    <w:p>
+    <w:p ns2:paraId="3DAA1001" ns2:textId="16B2CABB">
       <w:pPr>
         <w:spacing w:before="0" w:beforeAutospacing="off" w:after="0" w:afterAutospacing="off" w:line="300" w:lineRule="auto"/>
         <w:rPr>
@@ -353,7 +135,7 @@
         <w:t xml:space="preserve"> began organizing officials across all sports.</w:t>
       </w:r>
     </w:p>
-    <w:p>
+    <w:p ns2:paraId="52408F42" ns2:textId="12EC91B2">
       <w:pPr>
         <w:spacing w:before="0" w:beforeAutospacing="off" w:after="0" w:afterAutospacing="off" w:line="300" w:lineRule="auto"/>
         <w:rPr>
@@ -411,7 +193,7 @@
         <w:t xml:space="preserve"> at Metro. During those years, officials earned seven dollars and fifty cents for varsity games and four dollars for junior varsity, and the uniform consisted of a white shirt and tie with a double‑breasted jacket and slacks.</w:t>
       </w:r>
     </w:p>
-    <w:p>
+    <w:p ns2:paraId="3047B66E" ns2:textId="11B179FC">
       <w:pPr>
         <w:spacing w:before="0" w:beforeAutospacing="off" w:after="0" w:afterAutospacing="off" w:line="300" w:lineRule="auto"/>
         <w:rPr>
@@ -553,7 +335,7 @@
         <w:t xml:space="preserve"> for many years, and he became the dependable replacement official whenever needed.</w:t>
       </w:r>
     </w:p>
-    <w:p>
+    <w:p ns2:paraId="7C69493C" ns2:textId="08356FDA">
       <w:pPr>
         <w:spacing w:before="0" w:beforeAutospacing="off" w:after="0" w:afterAutospacing="off" w:line="300" w:lineRule="auto"/>
         <w:rPr>
@@ -611,7 +393,7 @@
         <w:t xml:space="preserve"> high school baseball.</w:t>
       </w:r>
     </w:p>
-    <w:p>
+    <w:p ns2:paraId="51A70A66" ns2:textId="5DFE4484">
       <w:pPr>
         <w:pStyle w:val="BodyText"/>
       </w:pPr>
